--- a/NOTES/STP/STP_Notes.docx
+++ b/NOTES/STP/STP_Notes.docx
@@ -119,26 +119,38 @@
         <w:spacing w:after="120"/>
       </w:pPr>
       <w:r>
-        <w:t>A network that is not redundant is not acc</w:t>
-      </w:r>
-      <w:r>
-        <w:t>eptable — it is rejected by the enterprise.</w:t>
-      </w:r>
-    </w:p>
-    <w:p>
-      <w:pPr>
-        <w:pStyle w:val="Paragraphedeliste"/>
-        <w:numPr>
-          <w:ilvl w:val="0"/>
-          <w:numId w:val="2"/>
-        </w:numPr>
-        <w:spacing w:after="120"/>
-      </w:pPr>
-      <w:r>
-        <w:t>Most PCs only have a single network interface card (NIC), so they can only be plugged into a single switch. Important servers typically have multiple NICs so they can be plugged into multiple switches for redunda</w:t>
-      </w:r>
-      <w:r>
-        <w:t>ncy.</w:t>
+        <w:t>A network that is not redundant is not acceptable — it is rejected by the enterprise.</w:t>
+      </w:r>
+    </w:p>
+    <w:p>
+      <w:pPr>
+        <w:pStyle w:val="Paragraphedeliste"/>
+        <w:numPr>
+          <w:ilvl w:val="0"/>
+          <w:numId w:val="2"/>
+        </w:numPr>
+        <w:spacing w:after="120"/>
+      </w:pPr>
+      <w:r>
+        <w:t>Most PCs only have a single network interface card (NIC), so they can only be plugged into a single switch. Important servers typically have multiple NICs so they can be plugged into multiple switches for redundancy</w:t>
+      </w:r>
+      <w:r>
+        <w:t xml:space="preserve"> </w:t>
+      </w:r>
+      <w:r>
+        <w:rPr>
+          <w:rStyle w:val="lev"/>
+        </w:rPr>
+        <w:t>PC = one road to the network.</w:t>
+      </w:r>
+      <w:r>
+        <w:t xml:space="preserve"> </w:t>
+      </w:r>
+      <w:r>
+        <w:rPr>
+          <w:rStyle w:val="lev"/>
+        </w:rPr>
+        <w:t>Server = many roads to the network, so if one road is blocked, traffic can still move.</w:t>
       </w:r>
     </w:p>
     <w:p>
@@ -274,10 +286,7 @@
         <w:spacing w:before="360" w:after="160"/>
       </w:pPr>
       <w:r>
-        <w:t>2. The Problem Redundancy Creates:</w:t>
-      </w:r>
-      <w:r>
-        <w:t xml:space="preserve"> Loops</w:t>
+        <w:t>2. The Problem Redundancy Creates: Loops</w:t>
       </w:r>
     </w:p>
     <w:p>
@@ -304,19 +313,71 @@
     </w:p>
     <w:p>
       <w:pPr>
-        <w:pStyle w:val="Paragraphedeliste"/>
-        <w:numPr>
-          <w:ilvl w:val="0"/>
-          <w:numId w:val="2"/>
-        </w:numPr>
-        <w:spacing w:after="120"/>
-      </w:pPr>
-      <w:r>
-        <w:t>When frames with the same source MAC</w:t>
-      </w:r>
-      <w:r>
-        <w:t xml:space="preserve"> address repeatedly arrive on different interfaces, the switch keeps updating that interface in its MAC address table — this is known as MAC address flapping.</w:t>
-      </w:r>
+        <w:pStyle w:val="NormalWeb"/>
+      </w:pPr>
+      <w:r>
+        <w:t xml:space="preserve">When frames with the same source MAC address repeatedly arrive on different interfaces, the switch keeps updating that interface in its MAC address table — this is known as </w:t>
+      </w:r>
+      <w:r>
+        <w:rPr>
+          <w:b/>
+        </w:rPr>
+        <w:t>MAC address flapping</w:t>
+      </w:r>
+      <w:r>
+        <w:t>.</w:t>
+      </w:r>
+      <w:r>
+        <w:rPr>
+          <w:rStyle w:val="lev1"/>
+        </w:rPr>
+        <w:t xml:space="preserve"> </w:t>
+      </w:r>
+      <w:r>
+        <w:rPr>
+          <w:rStyle w:val="lev"/>
+        </w:rPr>
+        <w:t>MAC address flapping</w:t>
+      </w:r>
+      <w:r>
+        <w:t xml:space="preserve"> happens when a switch keeps </w:t>
+      </w:r>
+      <w:r>
+        <w:rPr>
+          <w:rStyle w:val="lev"/>
+        </w:rPr>
+        <w:t>changing its MAC address table entry</w:t>
+      </w:r>
+      <w:r>
+        <w:t xml:space="preserve"> for the same device, because it sees that MAC address coming in on </w:t>
+      </w:r>
+      <w:r>
+        <w:rPr>
+          <w:rStyle w:val="lev"/>
+        </w:rPr>
+        <w:t>different ports</w:t>
+      </w:r>
+      <w:r>
+        <w:t xml:space="preserve"> again and again.</w:t>
+      </w:r>
+    </w:p>
+    <w:p>
+      <w:pPr>
+        <w:pStyle w:val="NormalWeb"/>
+      </w:pPr>
+      <w:r>
+        <w:t xml:space="preserve"> It’s like the switch is confused — one second it thinks the PC is on Port 1, then it sees the same MAC on Port 2, so it updates the table… then back to Port 1… then Port 2… nonstop.</w:t>
+      </w:r>
+    </w:p>
+    <w:p>
+      <w:pPr>
+        <w:pStyle w:val="Paragraphedeliste"/>
+        <w:numPr>
+          <w:ilvl w:val="0"/>
+          <w:numId w:val="2"/>
+        </w:numPr>
+        <w:spacing w:after="120"/>
+      </w:pPr>
     </w:p>
     <w:p>
       <w:pPr>
@@ -344,23 +405,29 @@
         <w:t>TTL (time to live)</w:t>
       </w:r>
       <w:r>
-        <w:t xml:space="preserve"> is like an expiration counter for packets — it makes sure the</w:t>
-      </w:r>
-      <w:r>
-        <w:t>y don't live forever. The Ethernet header does not have a TTL field, so broadcast frames will loop around the network indefinitely.</w:t>
-      </w:r>
-    </w:p>
-    <w:p>
-      <w:pPr>
-        <w:pStyle w:val="Paragraphedeliste"/>
-        <w:numPr>
-          <w:ilvl w:val="0"/>
-          <w:numId w:val="2"/>
-        </w:numPr>
-        <w:spacing w:after="120"/>
-      </w:pPr>
-      <w:r>
-        <w:t>If enough of these loop, the network becomes too congested for legitimate traffic to use — this is called a broadcast storm.</w:t>
+        <w:t xml:space="preserve"> is like an expiration counter for packets — it makes sure they don't live forever. The Ethernet header does not have a TTL field, so broadcast frames will loop around the network indefinitely.</w:t>
+      </w:r>
+    </w:p>
+    <w:p>
+      <w:pPr>
+        <w:pStyle w:val="Paragraphedeliste"/>
+        <w:numPr>
+          <w:ilvl w:val="0"/>
+          <w:numId w:val="2"/>
+        </w:numPr>
+        <w:spacing w:after="120"/>
+      </w:pPr>
+      <w:r>
+        <w:t xml:space="preserve">If enough of these loop, the network becomes too congested for legitimate traffic to use — this is called a </w:t>
+      </w:r>
+      <w:r>
+        <w:rPr>
+          <w:b/>
+        </w:rPr>
+        <w:t>broadcast storm</w:t>
+      </w:r>
+      <w:r>
+        <w:t>.</w:t>
       </w:r>
     </w:p>
     <w:p>
@@ -382,6 +449,7 @@
         <w:spacing w:before="260" w:after="120"/>
       </w:pPr>
       <w:r>
+        <w:lastRenderedPageBreak/>
         <w:t>Worked Example</w:t>
       </w:r>
     </w:p>
@@ -390,13 +458,7 @@
         <w:spacing w:after="160"/>
       </w:pPr>
       <w:r>
-        <w:t>When SW1 receives the frame it floods it to all interfaces (SW2 and SW3). Both receive a copy and flood it out their own</w:t>
-      </w:r>
-      <w:r>
-        <w:t xml:space="preserve"> interfaces, until it reaches PC2. PC2 replies with a unicast ARP reply, which is not enough to stop the problem — even though PC2 received the ARP request and sent its reply, the original broadcast frames are still looping on the network, and the switches</w:t>
-      </w:r>
-      <w:r>
-        <w:t xml:space="preserve"> keep flooding them.</w:t>
+        <w:t>When SW1 receives the frame it floods it to all interfaces (SW2 and SW3). Both receive a copy and flood it out their own interfaces, until it reaches PC2. PC2 replies with a unicast ARP reply, which is not enough to stop the problem — even though PC2 received the ARP request and sent its reply, the original broadcast frames are still looping on the network, and the switches keep flooding them.</w:t>
       </w:r>
     </w:p>
     <w:p>
@@ -408,7 +470,6 @@
         <w:rPr>
           <w:noProof/>
         </w:rPr>
-        <w:lastRenderedPageBreak/>
         <w:drawing>
           <wp:inline distT="0" distB="0" distL="0" distR="0">
             <wp:extent cx="5943600" cy="932688"/>
@@ -723,6 +784,9 @@
           <w:numId w:val="2"/>
         </w:numPr>
         <w:spacing w:after="120"/>
+        <w:rPr>
+          <w:b/>
+        </w:rPr>
       </w:pPr>
       <w:r>
         <w:rPr>
@@ -732,39 +796,90 @@
         <w:t>Blocking state</w:t>
       </w:r>
       <w:r>
-        <w:t>: the interface only sends or receives ST</w:t>
-      </w:r>
-      <w:r>
-        <w:t>P messages, called BPDUs (Bridge Protocol Data Units).</w:t>
-      </w:r>
-    </w:p>
-    <w:p>
-      <w:pPr>
-        <w:pStyle w:val="Paragraphedeliste"/>
-        <w:numPr>
-          <w:ilvl w:val="0"/>
-          <w:numId w:val="2"/>
-        </w:numPr>
-        <w:spacing w:after="120"/>
-      </w:pPr>
-      <w:r>
-        <w:t>By selecting which ports are forwarding and which are blocking, STP creates a single path to/from each point in the network — this is what prevents Layer 2 loops.</w:t>
-      </w:r>
-    </w:p>
-    <w:p>
-      <w:pPr>
-        <w:pStyle w:val="Paragraphedeliste"/>
-        <w:numPr>
-          <w:ilvl w:val="0"/>
-          <w:numId w:val="2"/>
-        </w:numPr>
-        <w:spacing w:after="120"/>
-      </w:pPr>
-      <w:r>
-        <w:t>There is a set process STP uses to det</w:t>
-      </w:r>
-      <w:r>
-        <w:t>ermine which ports should be forwarding and which should be blocking.</w:t>
+        <w:t xml:space="preserve">: the interface only </w:t>
+      </w:r>
+      <w:r>
+        <w:rPr>
+          <w:b/>
+        </w:rPr>
+        <w:t>sends</w:t>
+      </w:r>
+      <w:r>
+        <w:t xml:space="preserve"> or </w:t>
+      </w:r>
+      <w:r>
+        <w:rPr>
+          <w:b/>
+        </w:rPr>
+        <w:t>receives STP messages</w:t>
+      </w:r>
+      <w:r>
+        <w:t xml:space="preserve">, called </w:t>
+      </w:r>
+      <w:r>
+        <w:rPr>
+          <w:b/>
+        </w:rPr>
+        <w:t>BPDUs (Bridge Protocol Data Units).</w:t>
+      </w:r>
+    </w:p>
+    <w:p>
+      <w:pPr>
+        <w:pStyle w:val="Paragraphedeliste"/>
+        <w:numPr>
+          <w:ilvl w:val="0"/>
+          <w:numId w:val="2"/>
+        </w:numPr>
+        <w:spacing w:after="120"/>
+      </w:pPr>
+      <w:r>
+        <w:t xml:space="preserve">By selecting which ports are </w:t>
+      </w:r>
+      <w:r>
+        <w:rPr>
+          <w:b/>
+        </w:rPr>
+        <w:t xml:space="preserve">forwarding </w:t>
+      </w:r>
+      <w:r>
+        <w:t xml:space="preserve">and which are </w:t>
+      </w:r>
+      <w:r>
+        <w:rPr>
+          <w:b/>
+        </w:rPr>
+        <w:t>blocking, STP creates a single path to/from each point in the network — this is what prevents Layer 2 loops.</w:t>
+      </w:r>
+    </w:p>
+    <w:p>
+      <w:pPr>
+        <w:pStyle w:val="Paragraphedeliste"/>
+        <w:numPr>
+          <w:ilvl w:val="0"/>
+          <w:numId w:val="2"/>
+        </w:numPr>
+        <w:spacing w:after="120"/>
+        <w:rPr>
+          <w:b/>
+        </w:rPr>
+      </w:pPr>
+      <w:r>
+        <w:t xml:space="preserve">There is a set process STP uses to determine which ports should be </w:t>
+      </w:r>
+      <w:r>
+        <w:rPr>
+          <w:b/>
+        </w:rPr>
+        <w:t xml:space="preserve">forwarding </w:t>
+      </w:r>
+      <w:r>
+        <w:t xml:space="preserve">and which should be </w:t>
+      </w:r>
+      <w:r>
+        <w:rPr>
+          <w:b/>
+        </w:rPr>
+        <w:t>blocking.</w:t>
       </w:r>
     </w:p>
     <w:p>
@@ -775,23 +890,27 @@
       <w:r>
         <w:t>BPDUs (Bridge Protocol Data Units)</w:t>
       </w:r>
-      <w:bookmarkStart w:id="0" w:name="_GoBack"/>
-      <w:bookmarkEnd w:id="0"/>
-    </w:p>
-    <w:p>
-      <w:pPr>
-        <w:pStyle w:val="Paragraphedeliste"/>
-        <w:numPr>
-          <w:ilvl w:val="0"/>
-          <w:numId w:val="2"/>
-        </w:numPr>
-        <w:spacing w:after="120"/>
-      </w:pPr>
-      <w:r>
-        <w:t>STP-enabled switches send and receive hello BPDUs out of all interfaces. The default timer is 2 seconds — a switch sends a hello BPDU out of every inte</w:t>
-      </w:r>
-      <w:r>
-        <w:t>rface once every 2 seconds.</w:t>
+    </w:p>
+    <w:p>
+      <w:pPr>
+        <w:pStyle w:val="Paragraphedeliste"/>
+        <w:numPr>
+          <w:ilvl w:val="0"/>
+          <w:numId w:val="2"/>
+        </w:numPr>
+        <w:spacing w:after="120"/>
+      </w:pPr>
+      <w:r>
+        <w:t xml:space="preserve">STP-enabled switches send and receive </w:t>
+      </w:r>
+      <w:r>
+        <w:rPr>
+          <w:b/>
+        </w:rPr>
+        <w:t>hello BPDUs</w:t>
+      </w:r>
+      <w:r>
+        <w:t xml:space="preserve"> out of all interfaces. The default timer is 2 seconds — a switch sends a hello BPDU out of every interface once every 2 seconds.</w:t>
       </w:r>
     </w:p>
     <w:p>
@@ -817,10 +936,16 @@
         <w:spacing w:after="120"/>
       </w:pPr>
       <w:r>
-        <w:t>If a switch receives a hello BPDU on an interface, it knows that interface connects to another switch (routers, PCs,</w:t>
-      </w:r>
-      <w:r>
-        <w:t xml:space="preserve"> etc. don't run STP, so they don't send BPDUs).</w:t>
+        <w:t xml:space="preserve">If a switch receives </w:t>
+      </w:r>
+      <w:r>
+        <w:rPr>
+          <w:b/>
+        </w:rPr>
+        <w:t>a hello BPDU</w:t>
+      </w:r>
+      <w:r>
+        <w:t xml:space="preserve"> on an interface, it knows that interface connects to another switch (routers, PCs, etc. don't run STP, so they don't send BPDUs).</w:t>
       </w:r>
     </w:p>
     <w:p>
@@ -842,20 +967,47 @@
         <w:spacing w:after="120"/>
       </w:pPr>
       <w:r>
-        <w:t>The switch with the lowest Bridge ID becomes the root bridge.</w:t>
-      </w:r>
-    </w:p>
-    <w:p>
-      <w:pPr>
-        <w:pStyle w:val="Paragraphedeliste"/>
-        <w:numPr>
-          <w:ilvl w:val="0"/>
-          <w:numId w:val="2"/>
-        </w:numPr>
-        <w:spacing w:after="120"/>
-      </w:pPr>
-      <w:r>
-        <w:t>All ports on the root bridge are put in a forwarding state, and every other switch in the topology must have a path to reach the root bridge.</w:t>
+        <w:t xml:space="preserve">The switch with the </w:t>
+      </w:r>
+      <w:r>
+        <w:rPr>
+          <w:b/>
+        </w:rPr>
+        <w:t>lowest Bridge ID</w:t>
+      </w:r>
+      <w:r>
+        <w:t xml:space="preserve"> becomes the root bridge.</w:t>
+      </w:r>
+    </w:p>
+    <w:p>
+      <w:pPr>
+        <w:pStyle w:val="Paragraphedeliste"/>
+        <w:numPr>
+          <w:ilvl w:val="0"/>
+          <w:numId w:val="2"/>
+        </w:numPr>
+        <w:spacing w:after="120"/>
+      </w:pPr>
+      <w:r>
+        <w:t xml:space="preserve">All ports on the root bridge are put in a </w:t>
+      </w:r>
+      <w:r>
+        <w:rPr>
+          <w:b/>
+        </w:rPr>
+        <w:t>forwarding state</w:t>
+      </w:r>
+      <w:r>
+        <w:t xml:space="preserve">, and every other switch in the topology must have a path to reach the </w:t>
+      </w:r>
+      <w:r>
+        <w:rPr>
+          <w:b/>
+        </w:rPr>
+        <w:t>root bridge</w:t>
+      </w:r>
+      <w:r>
+        <w:t>.</w:t>
       </w:r>
     </w:p>
     <w:p>
@@ -872,7 +1024,13 @@
         <w:spacing w:after="160"/>
       </w:pPr>
       <w:r>
-        <w:t>The Bridge ID is the unique identifier of a switch in the Spanning Tree Protocol.</w:t>
+        <w:rPr>
+          <w:b/>
+        </w:rPr>
+        <w:t>The Bridge ID</w:t>
+      </w:r>
+      <w:r>
+        <w:t xml:space="preserve"> is the unique identifier of a switch in the Spanning Tree Protocol.</w:t>
       </w:r>
     </w:p>
     <w:p>
@@ -880,10 +1038,13 @@
         <w:spacing w:after="160"/>
       </w:pPr>
       <w:r>
-        <w:t>The default bridge</w:t>
-      </w:r>
-      <w:r>
-        <w:t xml:space="preserve"> priority is 32768 on all switches, so by default the MAC address is used as the tie-breaker (the lowest MAC address becomes the root bridge).</w:t>
+        <w:rPr>
+          <w:b/>
+        </w:rPr>
+        <w:t>The default bridge priority is 32768</w:t>
+      </w:r>
+      <w:r>
+        <w:t xml:space="preserve"> on all switches, so by default the MAC address is used as the tie-breaker (the lowest MAC address becomes the root bridge).</w:t>
       </w:r>
     </w:p>
     <w:p>
@@ -904,35 +1065,47 @@
         <w:spacing w:before="260" w:after="120"/>
       </w:pPr>
       <w:r>
-        <w:t>PVST (Per-VLAN Spanning Tre</w:t>
-      </w:r>
-      <w:r>
-        <w:t>e)</w:t>
-      </w:r>
-    </w:p>
-    <w:p>
-      <w:pPr>
-        <w:pStyle w:val="Paragraphedeliste"/>
-        <w:numPr>
-          <w:ilvl w:val="0"/>
-          <w:numId w:val="2"/>
-        </w:numPr>
-        <w:spacing w:after="120"/>
-      </w:pPr>
-      <w:r>
-        <w:t>Cisco switches use a version of STP called PVST (Per-VLAN Spanning Tree). PVST runs a separate STP instance in each VLAN, so in each VLAN different interfaces can be forwarding/blocking.</w:t>
-      </w:r>
-    </w:p>
-    <w:p>
-      <w:pPr>
-        <w:pStyle w:val="Paragraphedeliste"/>
-        <w:numPr>
-          <w:ilvl w:val="0"/>
-          <w:numId w:val="2"/>
-        </w:numPr>
-        <w:spacing w:after="120"/>
-      </w:pPr>
-      <w:r>
+        <w:t>PVST (Per-VLAN Spanning Tree)</w:t>
+      </w:r>
+    </w:p>
+    <w:p>
+      <w:pPr>
+        <w:pStyle w:val="Paragraphedeliste"/>
+        <w:numPr>
+          <w:ilvl w:val="0"/>
+          <w:numId w:val="2"/>
+        </w:numPr>
+        <w:spacing w:after="120"/>
+      </w:pPr>
+      <w:r>
+        <w:t xml:space="preserve">Cisco switches use a version of STP called </w:t>
+      </w:r>
+      <w:r>
+        <w:rPr>
+          <w:b/>
+        </w:rPr>
+        <w:t>PVST (Per-VLAN Spanning Tree</w:t>
+      </w:r>
+      <w:r>
+        <w:t>). PVST runs a separate STP instance in each VLAN, so in each VLAN different interfaces can be forwarding/blocking.</w:t>
+      </w:r>
+    </w:p>
+    <w:p>
+      <w:pPr>
+        <w:pStyle w:val="Paragraphedeliste"/>
+        <w:numPr>
+          <w:ilvl w:val="0"/>
+          <w:numId w:val="2"/>
+        </w:numPr>
+        <w:spacing w:after="120"/>
+        <w:rPr>
+          <w:b/>
+        </w:rPr>
+      </w:pPr>
+      <w:r>
+        <w:rPr>
+          <w:b/>
+        </w:rPr>
         <w:t>This means STP can run independently in different VLANs.</w:t>
       </w:r>
     </w:p>
@@ -946,7 +1119,32 @@
         <w:spacing w:after="120"/>
       </w:pPr>
       <w:r>
-        <w:t>The bridge priority is made up of two fields: the bridge priority and the extended system ID (VLAN ID) — so each VLAN has its own bridge priority.</w:t>
+        <w:t xml:space="preserve">The bridge priority is made up of two fields: </w:t>
+      </w:r>
+      <w:r>
+        <w:rPr>
+          <w:b/>
+          <w:sz w:val="22"/>
+        </w:rPr>
+        <w:t>the bridge priority</w:t>
+      </w:r>
+      <w:r>
+        <w:rPr>
+          <w:sz w:val="22"/>
+        </w:rPr>
+        <w:t xml:space="preserve"> </w:t>
+      </w:r>
+      <w:r>
+        <w:t xml:space="preserve">and </w:t>
+      </w:r>
+      <w:r>
+        <w:rPr>
+          <w:b/>
+        </w:rPr>
+        <w:t>the extended system ID (VLAN ID</w:t>
+      </w:r>
+      <w:r>
+        <w:t>) — so each VLAN has its own bridge priority.</w:t>
       </w:r>
     </w:p>
     <w:p>
@@ -963,10 +1161,22 @@
         <w:spacing w:after="160"/>
       </w:pPr>
       <w:r>
-        <w:t>The bridge priority + extended system ID together form a single field, t</w:t>
-      </w:r>
-      <w:r>
-        <w:t>he Bridge ID. The extended system ID is fixed and cannot be changed, because it is determined by the VLAN ID.</w:t>
+        <w:rPr>
+          <w:b/>
+        </w:rPr>
+        <w:t>The bridge priority</w:t>
+      </w:r>
+      <w:r>
+        <w:t xml:space="preserve"> + </w:t>
+      </w:r>
+      <w:r>
+        <w:rPr>
+          <w:b/>
+        </w:rPr>
+        <w:t>extended system ID</w:t>
+      </w:r>
+      <w:r>
+        <w:t xml:space="preserve"> together form a single field, the Bridge ID. The extended system ID is fixed and cannot be changed, because it is determined by the VLAN ID.</w:t>
       </w:r>
     </w:p>
     <w:p>
@@ -1031,10 +1241,7 @@
         <w:t>Because of this, you can only change the total bridge priority (bridge priority + extended system ID) in units of 4096</w:t>
       </w:r>
       <w:r>
-        <w:t xml:space="preserve"> — the value of the least </w:t>
-      </w:r>
-      <w:r>
-        <w:t>significant bit of the bridge priority.</w:t>
+        <w:t xml:space="preserve"> — the value of the least significant bit of the bridge priority.</w:t>
       </w:r>
     </w:p>
     <w:p>
@@ -1076,10 +1283,16 @@
         <w:spacing w:after="120"/>
       </w:pPr>
       <w:r>
-        <w:t xml:space="preserve">If you don't, STP will choose automatically based on MAC address, which might not be </w:t>
-      </w:r>
-      <w:r>
-        <w:t>the best switch.</w:t>
+        <w:t xml:space="preserve">If you don't, STP will choose automatically based on </w:t>
+      </w:r>
+      <w:r>
+        <w:rPr>
+          <w:b/>
+        </w:rPr>
+        <w:t>MAC address</w:t>
+      </w:r>
+      <w:r>
+        <w:t>, which might not be the best switch.</w:t>
       </w:r>
     </w:p>
     <w:p>
@@ -1134,22 +1347,25 @@
         <w:spacing w:after="120"/>
       </w:pPr>
       <w:r>
-        <w:t xml:space="preserve">To force that, you lower its bridge </w:t>
-      </w:r>
-      <w:r>
-        <w:t>priority (e.g., set it to 4,096 or 0).</w:t>
-      </w:r>
-    </w:p>
-    <w:p>
-      <w:pPr>
-        <w:pStyle w:val="Paragraphedeliste"/>
-        <w:numPr>
-          <w:ilvl w:val="0"/>
-          <w:numId w:val="2"/>
-        </w:numPr>
-        <w:spacing w:after="120"/>
-      </w:pPr>
-      <w:r>
+        <w:t>To force that, you lower its bridge priority (e.g., set it to 4,096 or 0).</w:t>
+      </w:r>
+    </w:p>
+    <w:p>
+      <w:pPr>
+        <w:pStyle w:val="Paragraphedeliste"/>
+        <w:numPr>
+          <w:ilvl w:val="0"/>
+          <w:numId w:val="2"/>
+        </w:numPr>
+        <w:spacing w:after="120"/>
+        <w:rPr>
+          <w:b/>
+        </w:rPr>
+      </w:pPr>
+      <w:r>
+        <w:rPr>
+          <w:b/>
+        </w:rPr>
         <w:t>Lower priority = higher chance of winning the root bridge election.</w:t>
       </w:r>
     </w:p>
@@ -1180,10 +1396,13 @@
         <w:spacing w:after="120"/>
       </w:pPr>
       <w:r>
-        <w:t>The Total Bridge Priority field = Bridge Priority (configurable, multiples of 4096) + VLAN ID (automat</w:t>
-      </w:r>
-      <w:r>
-        <w:t>ic).</w:t>
+        <w:rPr>
+          <w:b/>
+        </w:rPr>
+        <w:t>The Total Bridge Priority field</w:t>
+      </w:r>
+      <w:r>
+        <w:t xml:space="preserve"> = Bridge Priority (configurable, multiples of 4096) + VLAN ID (automatic).</w:t>
       </w:r>
     </w:p>
     <w:p>
@@ -1210,7 +1429,22 @@
           <w:i/>
           <w:iCs/>
         </w:rPr>
-        <w:t>Bridge Priority = Total − VLAN ID</w:t>
+        <w:t xml:space="preserve">Bridge Priority = Total − VLAN </w:t>
+      </w:r>
+      <w:r>
+        <w:rPr>
+          <w:b/>
+          <w:bCs/>
+          <w:i/>
+          <w:iCs/>
+        </w:rPr>
+        <w:t>ID (</w:t>
+      </w:r>
+      <w:r>
+        <w:t>VLAN ID=Total Priority Field−Configured Bridge Priority</w:t>
+      </w:r>
+      <w:r>
+        <w:t>)</w:t>
       </w:r>
     </w:p>
     <w:p>
@@ -1232,7 +1466,22 @@
         <w:spacing w:after="120"/>
       </w:pPr>
       <w:r>
-        <w:t>All interfaces on the root bridge are designated ports, and designated ports are in a forwarding state</w:t>
+        <w:t xml:space="preserve">All interfaces on the root bridge are </w:t>
+      </w:r>
+      <w:r>
+        <w:rPr>
+          <w:b/>
+        </w:rPr>
+        <w:t>designated ports,</w:t>
+      </w:r>
+      <w:r>
+        <w:t xml:space="preserve"> and designated ports are in a </w:t>
+      </w:r>
+      <w:r>
+        <w:rPr>
+          <w:b/>
+        </w:rPr>
+        <w:t>forwarding state</w:t>
       </w:r>
       <w:r>
         <w:t>.</w:t>
@@ -1248,33 +1497,66 @@
         <w:spacing w:after="120"/>
       </w:pPr>
       <w:r>
-        <w:t>When a switch is powered on, it assumes it is the root bridge.</w:t>
-      </w:r>
-    </w:p>
-    <w:p>
-      <w:pPr>
-        <w:pStyle w:val="Paragraphedeliste"/>
-        <w:numPr>
-          <w:ilvl w:val="0"/>
-          <w:numId w:val="2"/>
-        </w:numPr>
-        <w:spacing w:after="120"/>
-      </w:pPr>
-      <w:r>
-        <w:t>Once the topology has converged and all switches agree on the root bridge, only the root bridge sends BPDUs.</w:t>
-      </w:r>
-    </w:p>
-    <w:p>
-      <w:pPr>
-        <w:pStyle w:val="Paragraphedeliste"/>
-        <w:numPr>
-          <w:ilvl w:val="0"/>
-          <w:numId w:val="2"/>
-        </w:numPr>
-        <w:spacing w:after="120"/>
-      </w:pPr>
-      <w:r>
-        <w:t>Other switches in the network forward these BPDUs but do not generate their own.</w:t>
+        <w:t xml:space="preserve">When a switch is </w:t>
+      </w:r>
+      <w:r>
+        <w:rPr>
+          <w:b/>
+        </w:rPr>
+        <w:t>powered on,</w:t>
+      </w:r>
+      <w:r>
+        <w:t xml:space="preserve"> it assumes it is the root bridge.</w:t>
+      </w:r>
+    </w:p>
+    <w:p>
+      <w:pPr>
+        <w:pStyle w:val="Paragraphedeliste"/>
+        <w:numPr>
+          <w:ilvl w:val="0"/>
+          <w:numId w:val="2"/>
+        </w:numPr>
+        <w:spacing w:after="120"/>
+      </w:pPr>
+      <w:r>
+        <w:t xml:space="preserve">Once the topology has converged and all switches agree on the root bridge, only the root bridge </w:t>
+      </w:r>
+      <w:r>
+        <w:rPr>
+          <w:b/>
+        </w:rPr>
+        <w:t>sends BPDUs.</w:t>
+      </w:r>
+    </w:p>
+    <w:p>
+      <w:pPr>
+        <w:pStyle w:val="Paragraphedeliste"/>
+        <w:numPr>
+          <w:ilvl w:val="0"/>
+          <w:numId w:val="2"/>
+        </w:numPr>
+        <w:spacing w:after="120"/>
+      </w:pPr>
+      <w:r>
+        <w:t xml:space="preserve">Other switches in the network </w:t>
+      </w:r>
+      <w:r>
+        <w:rPr>
+          <w:b/>
+        </w:rPr>
+        <w:t>forward these BPDUs</w:t>
+      </w:r>
+      <w:r>
+        <w:t xml:space="preserve"> but do not </w:t>
+      </w:r>
+      <w:r>
+        <w:rPr>
+          <w:b/>
+        </w:rPr>
+        <w:t>generate their own</w:t>
+      </w:r>
+      <w:r>
+        <w:t>.</w:t>
       </w:r>
     </w:p>
     <w:p>
@@ -1288,10 +1570,16 @@
       </w:pPr>
       <w:r>
         <w:lastRenderedPageBreak/>
-        <w:t>O</w:t>
-      </w:r>
-      <w:r>
-        <w:t>nly the root bridge generates hello BPDUs. Other switches forward those BPDUs out their designated ports, so the whole network stays loop-free.</w:t>
+        <w:t xml:space="preserve">Only the root bridge generates </w:t>
+      </w:r>
+      <w:r>
+        <w:rPr>
+          <w:b/>
+        </w:rPr>
+        <w:t>hello BPDUs</w:t>
+      </w:r>
+      <w:r>
+        <w:t>. Other switches forward those BPDUs out their designated ports, so the whole network stays loop-free.</w:t>
       </w:r>
     </w:p>
     <w:p>
@@ -1299,10 +1587,25 @@
         <w:spacing w:after="160"/>
       </w:pPr>
       <w:r>
-        <w:t xml:space="preserve">A Designated Port is the port chosen to forward traffic toward the root bridge on a given network segment. It's </w:t>
-      </w:r>
-      <w:r>
-        <w:t>also the port on a switch responsible for sending BPDUs onto that segment.</w:t>
+        <w:t xml:space="preserve">A Designated Port is the port chosen </w:t>
+      </w:r>
+      <w:r>
+        <w:rPr>
+          <w:b/>
+        </w:rPr>
+        <w:t>to forward traffic</w:t>
+      </w:r>
+      <w:r>
+        <w:t xml:space="preserve"> toward the </w:t>
+      </w:r>
+      <w:r>
+        <w:rPr>
+          <w:b/>
+        </w:rPr>
+        <w:t>root bridge</w:t>
+      </w:r>
+      <w:r>
+        <w:t xml:space="preserve"> on a given network segment. It's also the port on a switch responsible for sending BPDUs onto that segment.</w:t>
       </w:r>
     </w:p>
     <w:p>
@@ -1399,23 +1702,100 @@
         <w:spacing w:after="120"/>
       </w:pPr>
       <w:r>
-        <w:t>Each remaining (non-root) switch selects one of its interfaces to be its root port — the interface with</w:t>
-      </w:r>
-      <w:r>
-        <w:t xml:space="preserve"> the lowest root cost becomes the root port.</w:t>
-      </w:r>
-    </w:p>
-    <w:p>
-      <w:pPr>
-        <w:pStyle w:val="Paragraphedeliste"/>
-        <w:numPr>
-          <w:ilvl w:val="0"/>
-          <w:numId w:val="2"/>
-        </w:numPr>
-        <w:spacing w:after="120"/>
-      </w:pPr>
-      <w:r>
-        <w:t>Root ports are also in the forwarding state.</w:t>
+        <w:t xml:space="preserve">Each remaining (non-root) switch selects one of its interfaces to be its </w:t>
+      </w:r>
+      <w:r>
+        <w:rPr>
+          <w:b/>
+        </w:rPr>
+        <w:t>root port</w:t>
+      </w:r>
+      <w:r>
+        <w:t xml:space="preserve"> — the interface with the lowest root cost becomes </w:t>
+      </w:r>
+      <w:r>
+        <w:rPr>
+          <w:b/>
+        </w:rPr>
+        <w:t>the root port</w:t>
+      </w:r>
+      <w:r>
+        <w:t>.</w:t>
+      </w:r>
+    </w:p>
+    <w:p>
+      <w:pPr>
+        <w:pStyle w:val="Paragraphedeliste"/>
+        <w:numPr>
+          <w:ilvl w:val="0"/>
+          <w:numId w:val="2"/>
+        </w:numPr>
+        <w:spacing w:after="120"/>
+      </w:pPr>
+      <w:r>
+        <w:t xml:space="preserve">Root ports are also in the </w:t>
+      </w:r>
+      <w:r>
+        <w:rPr>
+          <w:b/>
+        </w:rPr>
+        <w:t>forwarding state.</w:t>
+      </w:r>
+    </w:p>
+    <w:p>
+      <w:pPr>
+        <w:pStyle w:val="Paragraphedeliste"/>
+        <w:numPr>
+          <w:ilvl w:val="0"/>
+          <w:numId w:val="2"/>
+        </w:numPr>
+        <w:spacing w:after="120"/>
+      </w:pPr>
+      <w:r>
+        <w:t xml:space="preserve">A </w:t>
+      </w:r>
+      <w:r>
+        <w:rPr>
+          <w:rStyle w:val="lev"/>
+        </w:rPr>
+        <w:t>Root Port</w:t>
+      </w:r>
+      <w:r>
+        <w:t xml:space="preserve"> is the port on a </w:t>
+      </w:r>
+      <w:r>
+        <w:rPr>
+          <w:rStyle w:val="lev"/>
+        </w:rPr>
+        <w:t>non</w:t>
+      </w:r>
+      <w:r>
+        <w:rPr>
+          <w:rStyle w:val="lev"/>
+        </w:rPr>
+        <w:noBreakHyphen/>
+        <w:t>root switch</w:t>
+      </w:r>
+      <w:r>
+        <w:t xml:space="preserve"> that provides the </w:t>
+      </w:r>
+      <w:r>
+        <w:rPr>
+          <w:rStyle w:val="lev"/>
+        </w:rPr>
+        <w:t>shortest path (lowest cost)</w:t>
+      </w:r>
+      <w:r>
+        <w:t xml:space="preserve"> to reach the </w:t>
+      </w:r>
+      <w:r>
+        <w:rPr>
+          <w:rStyle w:val="lev"/>
+        </w:rPr>
+        <w:t>Root Bridge</w:t>
+      </w:r>
+      <w:r>
+        <w:t>.</w:t>
       </w:r>
     </w:p>
     <w:p>
@@ -1437,36 +1817,63 @@
         <w:spacing w:after="120"/>
       </w:pPr>
       <w:r>
-        <w:t>On a non-root switch, STP chooses one root port: the port with the lowest cost path to the root bridge.</w:t>
-      </w:r>
-    </w:p>
-    <w:p>
-      <w:pPr>
-        <w:pStyle w:val="Paragraphedeliste"/>
-        <w:numPr>
-          <w:ilvl w:val="0"/>
-          <w:numId w:val="2"/>
-        </w:numPr>
-        <w:spacing w:after="120"/>
-      </w:pPr>
-      <w:r>
-        <w:t>That root port stays in the forwardi</w:t>
-      </w:r>
-      <w:r>
-        <w:t>ng state.</w:t>
-      </w:r>
-    </w:p>
-    <w:p>
-      <w:pPr>
-        <w:pStyle w:val="Paragraphedeliste"/>
-        <w:numPr>
-          <w:ilvl w:val="0"/>
-          <w:numId w:val="2"/>
-        </w:numPr>
-        <w:spacing w:after="120"/>
-      </w:pPr>
-      <w:r>
-        <w:t>Any other port on the same switch that leads toward the root bridge but is not the best path is put into a blocking state, to prevent loops.</w:t>
+        <w:t xml:space="preserve">On a non-root switch, STP chooses one </w:t>
+      </w:r>
+      <w:r>
+        <w:rPr>
+          <w:b/>
+        </w:rPr>
+        <w:t>root port</w:t>
+      </w:r>
+      <w:r>
+        <w:t xml:space="preserve">: </w:t>
+      </w:r>
+      <w:r>
+        <w:rPr>
+          <w:b/>
+        </w:rPr>
+        <w:t>the port with the lowest cost path to the root bridge</w:t>
+      </w:r>
+      <w:r>
+        <w:t>.</w:t>
+      </w:r>
+    </w:p>
+    <w:p>
+      <w:pPr>
+        <w:pStyle w:val="Paragraphedeliste"/>
+        <w:numPr>
+          <w:ilvl w:val="0"/>
+          <w:numId w:val="2"/>
+        </w:numPr>
+        <w:spacing w:after="120"/>
+      </w:pPr>
+      <w:r>
+        <w:t xml:space="preserve">That root port stays in the </w:t>
+      </w:r>
+      <w:r>
+        <w:rPr>
+          <w:b/>
+        </w:rPr>
+        <w:t>forwarding state.</w:t>
+      </w:r>
+    </w:p>
+    <w:p>
+      <w:pPr>
+        <w:pStyle w:val="Paragraphedeliste"/>
+        <w:numPr>
+          <w:ilvl w:val="0"/>
+          <w:numId w:val="2"/>
+        </w:numPr>
+        <w:spacing w:after="120"/>
+      </w:pPr>
+      <w:r>
+        <w:t>Any other port on the same switch that leads toward the root bridge but is not the best path is put into a</w:t>
+      </w:r>
+      <w:r>
+        <w:rPr>
+          <w:b/>
+        </w:rPr>
+        <w:t xml:space="preserve"> blocking state, to prevent loops.</w:t>
       </w:r>
     </w:p>
     <w:p>
@@ -1490,7 +1897,25 @@
         <w:t>Root Cost = the total path cost from a switch to the root bridge.</w:t>
       </w:r>
       <w:r>
-        <w:t xml:space="preserve"> Lower root cost = better path. That's how STP decides which port becomes the root port.</w:t>
+        <w:t xml:space="preserve"> </w:t>
+      </w:r>
+      <w:r>
+        <w:rPr>
+          <w:b/>
+        </w:rPr>
+        <w:t>Lower root cost = better path</w:t>
+      </w:r>
+      <w:r>
+        <w:t xml:space="preserve">. That's how STP decides which port becomes the </w:t>
+      </w:r>
+      <w:r>
+        <w:rPr>
+          <w:b/>
+        </w:rPr>
+        <w:t>root port</w:t>
+      </w:r>
+      <w:r>
+        <w:t>.</w:t>
       </w:r>
     </w:p>
     <w:p>
@@ -1513,19 +1938,23 @@
           <w:numId w:val="2"/>
         </w:numPr>
         <w:spacing w:after="120"/>
+        <w:rPr>
+          <w:sz w:val="24"/>
+        </w:rPr>
       </w:pPr>
       <w:r>
         <w:rPr>
           <w:b/>
           <w:bCs/>
+          <w:sz w:val="24"/>
         </w:rPr>
         <w:t xml:space="preserve">Important: </w:t>
       </w:r>
       <w:r>
-        <w:t>you don't count the cost of the receiving interface — only the</w:t>
-      </w:r>
-      <w:r>
-        <w:t xml:space="preserve"> sending (outgoing) interface.</w:t>
+        <w:rPr>
+          <w:sz w:val="24"/>
+        </w:rPr>
+        <w:t>you don't count the cost of the receiving interface — only the sending (outgoing) interface.</w:t>
       </w:r>
     </w:p>
     <w:p>
@@ -1546,6 +1975,12 @@
         <w:pStyle w:val="Titre2"/>
         <w:spacing w:before="260" w:after="120"/>
       </w:pPr>
+    </w:p>
+    <w:p>
+      <w:pPr>
+        <w:pStyle w:val="Titre2"/>
+        <w:spacing w:before="260" w:after="120"/>
+      </w:pPr>
       <w:r>
         <w:t>Root Port Selection — Tie-breakers</w:t>
       </w:r>
@@ -1560,23 +1995,19 @@
         <w:spacing w:after="120"/>
       </w:pPr>
       <w:r>
-        <w:t>Lowest root cos</w:t>
-      </w:r>
-      <w:r>
-        <w:t>t.</w:t>
-      </w:r>
-    </w:p>
-    <w:p>
-      <w:pPr>
-        <w:pStyle w:val="Paragraphedeliste"/>
-        <w:numPr>
-          <w:ilvl w:val="0"/>
-          <w:numId w:val="2"/>
-        </w:numPr>
-        <w:spacing w:after="120"/>
-      </w:pPr>
-      <w:r>
-        <w:lastRenderedPageBreak/>
+        <w:t>Lowest root cost.</w:t>
+      </w:r>
+    </w:p>
+    <w:p>
+      <w:pPr>
+        <w:pStyle w:val="Paragraphedeliste"/>
+        <w:numPr>
+          <w:ilvl w:val="0"/>
+          <w:numId w:val="2"/>
+        </w:numPr>
+        <w:spacing w:after="120"/>
+      </w:pPr>
+      <w:r>
         <w:t>Lowest neighbor bridge ID — used when two paths have the same cost to the root bridge; STP compares the neighbor's Bridge ID first, then the Port ID.</w:t>
       </w:r>
     </w:p>
@@ -1640,15 +2071,7 @@
           <w:iCs/>
           <w:color w:val="555555"/>
         </w:rPr>
-        <w:t>If there is a tie in root cost, the switch selects the interface connected to the neighbor with the l</w:t>
-      </w:r>
-      <w:r>
-        <w:rPr>
-          <w:i/>
-          <w:iCs/>
-          <w:color w:val="555555"/>
-        </w:rPr>
-        <w:t>owest bridge ID. (Switch 1 is the root bridge here, so it has a cost of 0 on all its interfaces — remember, only the cost of the outgoing/sending interface counts, not the receiving one.)</w:t>
+        <w:t>If there is a tie in root cost, the switch selects the interface connected to the neighbor with the lowest bridge ID. (Switch 1 is the root bridge here, so it has a cost of 0 on all its interfaces — remember, only the cost of the outgoing/sending interface counts, not the receiving one.)</w:t>
       </w:r>
     </w:p>
     <w:p>
@@ -1669,10 +2092,7 @@
         <w:spacing w:after="160"/>
       </w:pPr>
       <w:r>
-        <w:t>Every co</w:t>
-      </w:r>
-      <w:r>
-        <w:t>llision domain has a single STP designated port.</w:t>
+        <w:t>Every collision domain has a single STP designated port.</w:t>
       </w:r>
     </w:p>
     <w:p>
@@ -1730,6 +2150,7 @@
         <w:spacing w:before="360" w:after="160"/>
       </w:pPr>
       <w:r>
+        <w:lastRenderedPageBreak/>
         <w:t>7. Summary</w:t>
       </w:r>
     </w:p>
@@ -1747,11 +2168,7 @@
         <w:spacing w:after="160"/>
       </w:pPr>
       <w:r>
-        <w:lastRenderedPageBreak/>
-        <w:t>One switch is elected as the root bridge. All ports on the root bridge are designated ports (forwarding state). Root bridge selection is based on the lowest Bridge ID (pr</w:t>
-      </w:r>
-      <w:r>
-        <w:t>iority = VLAN ID + priority bit, then MAC address).</w:t>
+        <w:t>One switch is elected as the root bridge. All ports on the root bridge are designated ports (forwarding state). Root bridge selection is based on the lowest Bridge ID (priority = VLAN ID + priority bit, then MAC address).</w:t>
       </w:r>
     </w:p>
     <w:p>
@@ -1807,10 +2224,7 @@
         <w:spacing w:after="120"/>
       </w:pPr>
       <w:r>
-        <w:t>Lowest neighbor p</w:t>
-      </w:r>
-      <w:r>
-        <w:t>ort ID</w:t>
+        <w:t>Lowest neighbor port ID</w:t>
       </w:r>
     </w:p>
     <w:p>
@@ -1840,10 +2254,7 @@
         <w:spacing w:after="120"/>
       </w:pPr>
       <w:r>
-        <w:t>The interface</w:t>
-      </w:r>
-      <w:r>
-        <w:t xml:space="preserve"> on the switch with the lowest root cost</w:t>
+        <w:t>The interface on the switch with the lowest root cost</w:t>
       </w:r>
     </w:p>
     <w:p>
@@ -1921,10 +2332,7 @@
         <w:spacing w:after="160"/>
       </w:pPr>
       <w:r>
-        <w:t>Edge case: if two switches have two connections between them,</w:t>
-      </w:r>
-      <w:r>
-        <w:t xml:space="preserve"> so both root cost and neighbor Bridge ID are the same, the interface connected to the neighbor's lowest Port ID becomes the root port.</w:t>
+        <w:t>Edge case: if two switches have two connections between them, so both root cost and neighbor Bridge ID are the same, the interface connected to the neighbor's lowest Port ID becomes the root port.</w:t>
       </w:r>
     </w:p>
     <w:p>
@@ -1933,10 +2341,75 @@
         <w:jc w:val="center"/>
       </w:pPr>
       <w:r>
+        <w:t xml:space="preserve">In Spanning Tree Protocol, the </w:t>
+      </w:r>
+      <w:r>
+        <w:rPr>
+          <w:rStyle w:val="lev"/>
+        </w:rPr>
+        <w:t>Root Port</w:t>
+      </w:r>
+      <w:r>
+        <w:t xml:space="preserve"> is chosen as the port with the lowest path cost to the Root Bridge. If two ports have the same cost, the switch compares the </w:t>
+      </w:r>
+      <w:r>
+        <w:rPr>
+          <w:rStyle w:val="lev"/>
+        </w:rPr>
+        <w:t>Bridge ID</w:t>
+      </w:r>
+      <w:r>
+        <w:t xml:space="preserve"> of the neighboring switches sending the BPDUs, and the port receiving from the switch with the lowest Bridge ID wins. If the Bridge IDs are also equal, the switch then looks at the </w:t>
+      </w:r>
+      <w:r>
+        <w:rPr>
+          <w:rStyle w:val="lev"/>
+        </w:rPr>
+        <w:t>neighbor’s Port ID</w:t>
+      </w:r>
+      <w:r>
+        <w:t xml:space="preserve"> (the identifier of the port that sent the BPDU), and the port connected to the lowest Port ID becomes the Root Port. Importantly, the local port ID is not used in this decision; it is always the neighbor’s </w:t>
+      </w:r>
+      <w:r>
+        <w:lastRenderedPageBreak/>
+        <w:t xml:space="preserve">information that breaks the tie. Once the Root Port is selected, the opposite port on the neighboring switch becomes the </w:t>
+      </w:r>
+      <w:r>
+        <w:rPr>
+          <w:rStyle w:val="lev"/>
+        </w:rPr>
+        <w:t>Designated Port</w:t>
+      </w:r>
+      <w:r>
+        <w:t>, ensuring that traffic flows correctly toward the Root Bridge without loops</w:t>
+      </w:r>
+    </w:p>
+    <w:p>
+      <w:pPr>
+        <w:tabs>
+          <w:tab w:val="left" w:pos="465"/>
+        </w:tabs>
+        <w:spacing w:after="200"/>
+      </w:pPr>
+      <w:r>
+        <w:tab/>
+        <w:t>Every collision domain has a single STP designated port as in the diagram above interfaces between sw1 and sw2 has one designated port the interfaces between sw</w:t>
+      </w:r>
+      <w:bookmarkStart w:id="0" w:name="_GoBack"/>
+      <w:bookmarkEnd w:id="0"/>
+      <w:r>
+        <w:t xml:space="preserve">3 g0/0 interfaces and sw1 g0/1 interface is one collision domain  then the remaining one we compare as usual as you know </w:t>
+      </w:r>
+    </w:p>
+    <w:p>
+      <w:pPr>
+        <w:spacing w:after="200"/>
+        <w:jc w:val="center"/>
+      </w:pPr>
+      <w:r>
         <w:rPr>
           <w:noProof/>
         </w:rPr>
-        <w:lastRenderedPageBreak/>
         <w:drawing>
           <wp:inline distT="0" distB="0" distL="0" distR="0">
             <wp:extent cx="5943600" cy="3291840"/>
@@ -2714,6 +3187,32 @@
       <w:szCs w:val="20"/>
     </w:rPr>
   </w:style>
+  <w:style w:type="character" w:styleId="lev">
+    <w:name w:val="Strong"/>
+    <w:basedOn w:val="Policepardfaut"/>
+    <w:uiPriority w:val="22"/>
+    <w:qFormat/>
+    <w:rsid w:val="005E230B"/>
+    <w:rPr>
+      <w:b/>
+      <w:bCs/>
+    </w:rPr>
+  </w:style>
+  <w:style w:type="paragraph" w:styleId="NormalWeb">
+    <w:name w:val="Normal (Web)"/>
+    <w:basedOn w:val="Normal"/>
+    <w:uiPriority w:val="99"/>
+    <w:semiHidden/>
+    <w:unhideWhenUsed/>
+    <w:rsid w:val="00552894"/>
+    <w:pPr>
+      <w:spacing w:before="100" w:beforeAutospacing="1" w:after="100" w:afterAutospacing="1"/>
+    </w:pPr>
+    <w:rPr>
+      <w:sz w:val="24"/>
+      <w:szCs w:val="24"/>
+    </w:rPr>
+  </w:style>
 </w:styles>
 </file>
 
